--- a/docs/TL1_Dawson/TL1_Class_Diagram_Document.docx
+++ b/docs/TL1_Dawson/TL1_Class_Diagram_Document.docx
@@ -20,22 +20,6 @@
       </w:r>
     </w:p>
     <w:p>
-      <w:r>
-        <w:rPr>
-          <w:i/>
-        </w:rPr>
-        <w:t>Standalone class-diagram document</w:t>
-      </w:r>
-    </w:p>
-    <w:p>
-      <w:pPr>
-        <w:spacing w:after="160"/>
-      </w:pPr>
-      <w:r>
-        <w:t>Source basis: the supplied Feature 1 specification; the attached Champion document was used only as reference for the feature terminology and existing hierarchy/pattern statements.</w:t>
-      </w:r>
-    </w:p>
-    <w:p>
       <w:pPr>
         <w:pStyle w:val="Heading1"/>
       </w:pPr>
@@ -45,7 +29,7 @@
     </w:p>
     <w:p>
       <w:r>
-        <w:t>The list below contains every class named in the feature specification. Bracketed attributes are assumptions because the specification does not define stored fields explicitly.</w:t>
+        <w:t>Bracketed attributes are assumptions because the specification does not define stored fields explicitly.</w:t>
       </w:r>
     </w:p>
     <w:tbl>
@@ -542,6 +526,9 @@
     </w:p>
     <w:p/>
     <w:p/>
+    <w:p/>
+    <w:p/>
+    <w:p/>
     <w:p>
       <w:pPr>
         <w:pStyle w:val="Heading1"/>
@@ -614,8 +601,6 @@
       <w:r>
         <w:t>3. CLASS DIAGRAM (draw.io master)</w:t>
       </w:r>
-    </w:p>
-    <w:p>
       <w:r>
         <w:rPr>
           <w:noProof/>
@@ -683,9 +668,6 @@
           </wp:anchor>
         </w:drawing>
       </w:r>
-      <w:r>
-        <w:t>The diagram below is a PNG rendering of the editable diagrams.net/draw.io master. The class boxes use three compartments: name, attributes, and operations. Bracketed attributes are assumed implementation fields and are explicitly marked for confirmation.</w:t>
-      </w:r>
     </w:p>
     <w:p>
       <w:pPr>
@@ -701,30 +683,22 @@
         <w:t>Figure 1. Feature 1 UML class diagram.</w:t>
       </w:r>
     </w:p>
-    <w:p>
-      <w:r>
-        <w:rPr>
-          <w:b/>
-        </w:rPr>
-        <w:t xml:space="preserve">Draw.io master: </w:t>
-      </w:r>
-      <w:r>
-        <w:t>The companion file TL1_Class_Diagram.drawio is the editable diagrams.net master and is XML-based with a complete mxGraphModel. Stable class-node ids are cls_GameStateManager, cls_HUDElement, cls_HealthBarElement, cls_PointsCounterElement, cls_MinimapElement, and cls_RunTimerElement.</w:t>
-      </w:r>
-    </w:p>
-    <w:p>
-      <w:r>
-        <w:t>Relationship edge ids are rel_registeredElements and rel_generalization_1 through rel_generalization_4. The master can be opened in diagrams.net/draw.io, tidied, and exported to PNG.</w:t>
-      </w:r>
-    </w:p>
+    <w:p/>
+    <w:p/>
+    <w:p/>
     <w:p>
       <w:pPr>
         <w:pStyle w:val="Heading1"/>
       </w:pPr>
       <w:r>
         <w:lastRenderedPageBreak/>
-        <w:t>4. REQUIREMENTS MAP</w:t>
+        <w:t xml:space="preserve">4. </w:t>
       </w:r>
+      <w:proofErr w:type="gramStart"/>
+      <w:r>
+        <w:t>REQUIREMENTS MAP</w:t>
+      </w:r>
+      <w:proofErr w:type="gramEnd"/>
     </w:p>
     <w:tbl>
       <w:tblPr>
